--- a/version3/CKI_NAR_Submission_v20/CKI_NAR_Reproducibility_Guide.docx
+++ b/version3/CKI_NAR_Submission_v20/CKI_NAR_Reproducibility_Guide.docx
@@ -1278,7 +1278,7 @@
           <w:sz w:val="20"/>
           <w:szCs w:val="20"/>
         </w:rPr>
-        <w:t xml:space="preserve">Controls: Six random-split comparisons (same cell population divided into two halves) tested neutral behavior (omega ~ 1).</w:t>
+        <w:t xml:space="preserve">Controls: Six random-split comparisons (same cell population divided into two halves) tested neutral behavior (empirical baseline omega ~ 6.67).</w:t>
       </w:r>
     </w:p>
     <w:p>
@@ -1493,7 +1493,7 @@
           <w:sz w:val="20"/>
           <w:szCs w:val="20"/>
         </w:rPr>
-        <w:t xml:space="preserve">Method comparison: Spearman rank correlation computed between CKI omega and four standard metrics on 4,851 pairs (a subset of the 5,151 full pairwise omega matrix; 300 pairs were excluded because they lacked shared HK genes or had insufficient marker overlap for metric computation): raw JS divergence (all genes), Spearman distance (1 - Spearman r), cosine distance (1 - cosine similarity), marker Jaccard distance (1 - intersection/union of top-200 marker genes per cell type). Classification AUC from cell-type pair classification task (same-type vs. different-type) computed with sklearn.metrics.roc_auc_score.</w:t>
+        <w:t xml:space="preserve">Method comparison: Spearman rank correlation computed between CKI omega and four standard metrics on all 5,151 cell-type pairs:raw JS divergence (all genes), Spearman distance (1 - Spearman r), cosine distance (1 - cosine similarity), marker Jaccard distance (1 - intersection/union of top-200 marker genes per cell type). Classification AUC from cell-type pair classification task (same-type vs. different-type) computed with sklearn.metrics.roc_auc_score.</w:t>
       </w:r>
     </w:p>
     <w:p>
